--- a/acts-sermons/docx/02_2026-10-25_성령의권능과증인의사명_행1장4-8절.docx
+++ b/acts-sermons/docx/02_2026-10-25_성령의권능과증인의사명_행1장4-8절.docx
@@ -387,6 +387,19 @@
     </w:p>
     <w:p>
       <w:pPr>
+        <w:spacing w:after="160" w:line="360"/>
+      </w:pPr>
+      <w:r>
+        <w:rPr>
+          <w:rFonts w:ascii="맑은 고딕" w:cs="맑은 고딕" w:eastAsia="맑은 고딕" w:hAnsi="맑은 고딕"/>
+          <w:sz w:val="24"/>
+          <w:szCs w:val="24"/>
+        </w:rPr>
+        <w:t xml:space="preserve">요나서는 하나님의 질문으로 끝납니다. 하물며 이 큰 성읍 니느웨를 내가 어찌 아끼지 아니하겠느냐. 그 질문은 오늘 우리에게도 던져집니다. 우리는 하나님의 긍휼이 미치는 범위를 우리 마음대로 줄이고 있지는 않습니까?</w:t>
+      </w:r>
+    </w:p>
+    <w:p>
+      <w:pPr>
         <w:spacing w:after="80"/>
       </w:pPr>
       <w:r>
@@ -717,6 +730,19 @@
     </w:p>
     <w:p>
       <w:pPr>
+        <w:spacing w:after="160" w:line="360"/>
+      </w:pPr>
+      <w:r>
+        <w:rPr>
+          <w:rFonts w:ascii="맑은 고딕" w:cs="맑은 고딕" w:eastAsia="맑은 고딕" w:hAnsi="맑은 고딕"/>
+          <w:sz w:val="24"/>
+          <w:szCs w:val="24"/>
+        </w:rPr>
+        <w:t xml:space="preserve">그러나 하나님은 삼손을 끝까지 버리지 않으셨습니다. 그가 마지막으로 하나님께 부르짖었을 때 다시 힘을 주셨습니다. 능력은 처음부터 끝까지 하나님의 것이었습니다. 우리가 받는 성령의 권능도 언제나 은혜로 주어지는 선물입니다.</w:t>
+      </w:r>
+    </w:p>
+    <w:p>
+      <w:pPr>
         <w:spacing w:after="80"/>
       </w:pPr>
       <w:r>
@@ -841,6 +867,19 @@
           <w:szCs w:val="24"/>
         </w:rPr>
         <w:t xml:space="preserve">여러분이 증인으로 살기에 너무 연약하다고 느끼십니까? 좋습니다. 그것이 출발점입니다. 베드로도 폴리갑도 자기 힘으로 담대했던 것이 아닙니다. 이번 주에 ‘성령님, 저를 그리스도의 증인으로 세워 주옵소서’라고 날마다 기도하십시오. 주님은 그 기도에 반드시 응답하십니다.</w:t>
+      </w:r>
+    </w:p>
+    <w:p>
+      <w:pPr>
+        <w:spacing w:after="160" w:line="360"/>
+      </w:pPr>
+      <w:r>
+        <w:rPr>
+          <w:rFonts w:ascii="맑은 고딕" w:cs="맑은 고딕" w:eastAsia="맑은 고딕" w:hAnsi="맑은 고딕"/>
+          <w:sz w:val="24"/>
+          <w:szCs w:val="24"/>
+        </w:rPr>
+        <w:t xml:space="preserve">성령의 권능은 무대 위에서보다 식탁과 일터와 병상 곁에서 더 자주 드러납니다. 그 자리에서 주님을 부끄러워하지 않는 것, 그것이 증인의 삶입니다.</w:t>
       </w:r>
     </w:p>
     <w:p>
@@ -1043,6 +1082,19 @@
           <w:szCs w:val="24"/>
         </w:rPr>
         <w:t xml:space="preserve">그 소녀는 설교자도 선지자도 아니었습니다. 그러나 그녀는 자기가 놓인 그 자리에서 이스라엘의 하나님을 증언했습니다. 원하지 않던 자리, 억울한 자리였지만 하나님은 그곳을 이방 땅을 향한 증언의 자리로 바꾸셨습니다. 땅 끝은 멀리 있는 곳만이 아니라, 하나님께서 우리를 보내신 바로 그 자리입니다.</w:t>
+      </w:r>
+    </w:p>
+    <w:p>
+      <w:pPr>
+        <w:spacing w:after="160" w:line="360"/>
+      </w:pPr>
+      <w:r>
+        <w:rPr>
+          <w:rFonts w:ascii="맑은 고딕" w:cs="맑은 고딕" w:eastAsia="맑은 고딕" w:hAnsi="맑은 고딕"/>
+          <w:sz w:val="24"/>
+          <w:szCs w:val="24"/>
+        </w:rPr>
+        <w:t xml:space="preserve">성경은 이 소녀의 이름을 기록하지 않았습니다. 그러나 하나님은 그 이름을 기억하십니다. 이름 없는 증인들을 통해 하나님 나라는 국경을 넘어 퍼져 갑니다.</w:t>
       </w:r>
     </w:p>
     <w:p>

--- a/acts-sermons/docx/02_2026-10-25_성령의권능과증인의사명_행1장4-8절.docx
+++ b/acts-sermons/docx/02_2026-10-25_성령의권능과증인의사명_행1장4-8절.docx
@@ -356,46 +356,46 @@
           <w:sz w:val="24"/>
           <w:szCs w:val="24"/>
         </w:rPr>
-        <w:t xml:space="preserve">요나 선지자를 생각해 보십시오. 하나님은 요나에게 이스라엘의 원수인 앗수르의 수도 니느웨로 가서 외치라고 명령하셨습니다. 그러나 요나는 정반대 방향인 다시스로 가는 배를 탔습니다. 그는 하나님의 은혜가 원수의 나라에까지 미치는 것을 원하지 않았습니다.</w:t>
-      </w:r>
-    </w:p>
-    <w:p>
-      <w:pPr>
-        <w:spacing w:after="160" w:line="360"/>
-      </w:pPr>
-      <w:r>
-        <w:rPr>
-          <w:rFonts w:ascii="맑은 고딕" w:cs="맑은 고딕" w:eastAsia="맑은 고딕" w:hAnsi="맑은 고딕"/>
-          <w:sz w:val="24"/>
-          <w:szCs w:val="24"/>
-        </w:rPr>
-        <w:t xml:space="preserve">폭풍과 물고기 배 속을 지난 뒤에야 요나는 니느웨에 가서 외쳤고, 온 성이 회개했습니다. 그런데 요나 4장에서 요나는 기뻐하지 않고 오히려 몹시 싫어하며 성을 냅니다. 그는 하나님께 이렇게 말합니다. 주께서는 은혜로우시며 자비로우시며 노하기를 더디하시며 인애가 크시사 뜻을 돌이켜 재앙을 내리지 아니하시는 하나님이신 줄을 내가 알았기 때문에 도망했다는 것입니다.</w:t>
-      </w:r>
-    </w:p>
-    <w:p>
-      <w:pPr>
-        <w:spacing w:after="160" w:line="360"/>
-      </w:pPr>
-      <w:r>
-        <w:rPr>
-          <w:rFonts w:ascii="맑은 고딕" w:cs="맑은 고딕" w:eastAsia="맑은 고딕" w:hAnsi="맑은 고딕"/>
-          <w:sz w:val="24"/>
-          <w:szCs w:val="24"/>
-        </w:rPr>
-        <w:t xml:space="preserve">요나의 문제는 하나님 나라를 자기 민족의 테두리 안에 가두려 한 것이었습니다. 제자들의 질문에도 비슷한 그림자가 있습니다. ‘이스라엘 나라’를 회복해 달라고 했습니다. 그러나 예수님의 대답은 ‘땅 끝까지’였습니다. 하나님 나라는 우리가 그어 놓은 경계선보다 언제나 더 넓습니다.</w:t>
-      </w:r>
-    </w:p>
-    <w:p>
-      <w:pPr>
-        <w:spacing w:after="160" w:line="360"/>
-      </w:pPr>
-      <w:r>
-        <w:rPr>
-          <w:rFonts w:ascii="맑은 고딕" w:cs="맑은 고딕" w:eastAsia="맑은 고딕" w:hAnsi="맑은 고딕"/>
-          <w:sz w:val="24"/>
-          <w:szCs w:val="24"/>
-        </w:rPr>
-        <w:t xml:space="preserve">요나서는 하나님의 질문으로 끝납니다. 하물며 이 큰 성읍 니느웨를 내가 어찌 아끼지 아니하겠느냐. 그 질문은 오늘 우리에게도 던져집니다. 우리는 하나님의 긍휼이 미치는 범위를 우리 마음대로 줄이고 있지는 않습니까?</w:t>
+        <w:t xml:space="preserve">다니엘 9장을 보십시오. 바벨론에 포로로 끌려간 소년 다니엘은 어느덧 노인이 되었습니다. 메대 사람 다리오가 왕이 된 첫해, 다니엘은 예레미야 선지자의 글을 읽다가 한 대목에 멈춥니다. 예루살렘의 황폐함이 칠십 년 만에 그치리라는 하나님의 말씀이었습니다(단 9:2, 렘 25:11-12).</w:t>
+      </w:r>
+    </w:p>
+    <w:p>
+      <w:pPr>
+        <w:spacing w:after="160" w:line="360"/>
+      </w:pPr>
+      <w:r>
+        <w:rPr>
+          <w:rFonts w:ascii="맑은 고딕" w:cs="맑은 고딕" w:eastAsia="맑은 고딕" w:hAnsi="맑은 고딕"/>
+          <w:sz w:val="24"/>
+          <w:szCs w:val="24"/>
+        </w:rPr>
+        <w:t xml:space="preserve">다니엘은 그 말씀을 붙들고 날짜를 계산하는 데 머물지 않았습니다. 그는 금식하며 베옷을 입고 재를 덮어쓰고 하나님께 기도하며 간구했습니다. 그의 기도는 우리가 범죄하였다는 긴 죄의 고백이었습니다. 그는 우리의 의로움이 아니라 오직 주의 큰 긍휼을 의지하여 간구한다고 아뢰었습니다(단 9:18).</w:t>
+      </w:r>
+    </w:p>
+    <w:p>
+      <w:pPr>
+        <w:spacing w:after="160" w:line="360"/>
+      </w:pPr>
+      <w:r>
+        <w:rPr>
+          <w:rFonts w:ascii="맑은 고딕" w:cs="맑은 고딕" w:eastAsia="맑은 고딕" w:hAnsi="맑은 고딕"/>
+          <w:sz w:val="24"/>
+          <w:szCs w:val="24"/>
+        </w:rPr>
+        <w:t xml:space="preserve">그러자 하나님은 천사 가브리엘을 보내어 대답하셨습니다. 그런데 그 대답은 칠십 년보다 훨씬 큰 그림이었습니다. 칠십 이레라는 더 긴 시간표, 곧 허물이 그치고 죄가 끝나며 영원한 의가 드러나고 기름 부음 받은 자가 오실 때에 대한 말씀이었습니다(단 9:24-26). 다니엘은 예루살렘 성의 회복을 구했지만, 하나님은 메시아를 통한 영원한 회복을 보여 주셨습니다.</w:t>
+      </w:r>
+    </w:p>
+    <w:p>
+      <w:pPr>
+        <w:spacing w:after="160" w:line="360"/>
+      </w:pPr>
+      <w:r>
+        <w:rPr>
+          <w:rFonts w:ascii="맑은 고딕" w:cs="맑은 고딕" w:eastAsia="맑은 고딕" w:hAnsi="맑은 고딕"/>
+          <w:sz w:val="24"/>
+          <w:szCs w:val="24"/>
+        </w:rPr>
+        <w:t xml:space="preserve">제자들도 이스라엘 나라를 회복하심이 이 때냐고 날짜를 물었습니다. 그러나 때와 시기는 아버지께서 자기의 권한에 두셨습니다. 하나님의 시간표는 언제나 우리의 질문보다 크고 깊습니다. 우리가 할 일은 날짜를 계산하는 것이 아니라, 다니엘처럼 말씀을 붙들고 기도하며 그 때를 하나님께 맡기는 것입니다.</w:t>
       </w:r>
     </w:p>
     <w:p>
@@ -1055,46 +1055,46 @@
           <w:sz w:val="24"/>
           <w:szCs w:val="24"/>
         </w:rPr>
-        <w:t xml:space="preserve">열왕기하 5장에는 이름조차 기록되지 않은 한 소녀가 나옵니다. 아람 군대가 이스라엘을 침략했을 때 포로로 잡혀가 아람 군대장관 나아만의 아내를 섬기게 된 어린 여종입니다. 그녀는 고향과 가족을 잃고 낯선 땅에서 종으로 살아야 했습니다.</w:t>
-      </w:r>
-    </w:p>
-    <w:p>
-      <w:pPr>
-        <w:spacing w:after="160" w:line="360"/>
-      </w:pPr>
-      <w:r>
-        <w:rPr>
-          <w:rFonts w:ascii="맑은 고딕" w:cs="맑은 고딕" w:eastAsia="맑은 고딕" w:hAnsi="맑은 고딕"/>
-          <w:sz w:val="24"/>
-          <w:szCs w:val="24"/>
-        </w:rPr>
-        <w:t xml:space="preserve">그런데 그 소녀는 주인 나아만이 나병에 걸린 것을 알고 여주인에게 말했습니다. 우리 주인이 사마리아에 계신 선지자 앞에 계셨으면 좋겠다, 그가 그 나병을 고치리라고 했습니다. 그 한마디가 나아만을 엘리사에게로 이끌었고, 나아만은 요단강에서 깨끗함을 받은 뒤 고백했습니다. 이제 내가 이스라엘 외에는 온 천하에 신이 없는 줄을 아나이다.</w:t>
-      </w:r>
-    </w:p>
-    <w:p>
-      <w:pPr>
-        <w:spacing w:after="160" w:line="360"/>
-      </w:pPr>
-      <w:r>
-        <w:rPr>
-          <w:rFonts w:ascii="맑은 고딕" w:cs="맑은 고딕" w:eastAsia="맑은 고딕" w:hAnsi="맑은 고딕"/>
-          <w:sz w:val="24"/>
-          <w:szCs w:val="24"/>
-        </w:rPr>
-        <w:t xml:space="preserve">그 소녀는 설교자도 선지자도 아니었습니다. 그러나 그녀는 자기가 놓인 그 자리에서 이스라엘의 하나님을 증언했습니다. 원하지 않던 자리, 억울한 자리였지만 하나님은 그곳을 이방 땅을 향한 증언의 자리로 바꾸셨습니다. 땅 끝은 멀리 있는 곳만이 아니라, 하나님께서 우리를 보내신 바로 그 자리입니다.</w:t>
-      </w:r>
-    </w:p>
-    <w:p>
-      <w:pPr>
-        <w:spacing w:after="160" w:line="360"/>
-      </w:pPr>
-      <w:r>
-        <w:rPr>
-          <w:rFonts w:ascii="맑은 고딕" w:cs="맑은 고딕" w:eastAsia="맑은 고딕" w:hAnsi="맑은 고딕"/>
-          <w:sz w:val="24"/>
-          <w:szCs w:val="24"/>
-        </w:rPr>
-        <w:t xml:space="preserve">성경은 이 소녀의 이름을 기록하지 않았습니다. 그러나 하나님은 그 이름을 기억하십니다. 이름 없는 증인들을 통해 하나님 나라는 국경을 넘어 퍼져 갑니다.</w:t>
+        <w:t xml:space="preserve">마가복음 5장에는 거라사 지방의 한 사람이 나옵니다. 그는 더러운 귀신에 들려 무덤 사이에서 살았습니다. 쇠사슬로도 그를 맬 수 없었고, 그는 밤낮 무덤 사이에서나 산에서나 소리 지르며 돌로 자기 몸을 해쳤습니다. 사람들에게 버림받고 스스로도 망가진 인생이었습니다.</w:t>
+      </w:r>
+    </w:p>
+    <w:p>
+      <w:pPr>
+        <w:spacing w:after="160" w:line="360"/>
+      </w:pPr>
+      <w:r>
+        <w:rPr>
+          <w:rFonts w:ascii="맑은 고딕" w:cs="맑은 고딕" w:eastAsia="맑은 고딕" w:hAnsi="맑은 고딕"/>
+          <w:sz w:val="24"/>
+          <w:szCs w:val="24"/>
+        </w:rPr>
+        <w:t xml:space="preserve">예수님께서 그를 고치시자 그는 옷을 입고 정신이 온전하여 앉아 있었습니다. 예수님이 배에 오르실 때 그는 함께 있기를 간구했습니다. 주님을 따라 어디든 가고 싶었을 것입니다. 그러나 예수님은 허락하지 않으시고 이렇게 말씀하셨습니다. “집으로 돌아가 주께서 네게 어떻게 큰 일을 행하사 너를 불쌍히 여기신 것을 네 가족에게 알리라”(막 5:19).</w:t>
+      </w:r>
+    </w:p>
+    <w:p>
+      <w:pPr>
+        <w:spacing w:after="160" w:line="360"/>
+      </w:pPr>
+      <w:r>
+        <w:rPr>
+          <w:rFonts w:ascii="맑은 고딕" w:cs="맑은 고딕" w:eastAsia="맑은 고딕" w:hAnsi="맑은 고딕"/>
+          <w:sz w:val="24"/>
+          <w:szCs w:val="24"/>
+        </w:rPr>
+        <w:t xml:space="preserve">그는 떠나가서 예수께서 자기에게 어떻게 큰 일을 행하셨는지를 데가볼리에 전파했고, 모든 사람이 놀랍게 여겼습니다(막 5:20). 데가볼리는 열 개의 성읍이 모인 이방인 지역이었습니다. 그는 오래 훈련받은 제자도, 설교자도 아니었습니다. 그러나 자기 집에서 시작한 그의 증언은 이방의 여러 성읍으로 퍼져 갔습니다.</w:t>
+      </w:r>
+    </w:p>
+    <w:p>
+      <w:pPr>
+        <w:spacing w:after="160" w:line="360"/>
+      </w:pPr>
+      <w:r>
+        <w:rPr>
+          <w:rFonts w:ascii="맑은 고딕" w:cs="맑은 고딕" w:eastAsia="맑은 고딕" w:hAnsi="맑은 고딕"/>
+          <w:sz w:val="24"/>
+          <w:szCs w:val="24"/>
+        </w:rPr>
+        <w:t xml:space="preserve">주님께서 그를 보내신 곳은 먼 나라가 아니라 그의 집과 고향이었습니다. 땅 끝을 향한 증언은 주께서 내게 행하신 큰 일을 가장 가까운 사람에게 말하는 데서 시작됩니다. 하나님은 우리가 선 바로 그 자리를 땅 끝으로 이어지는 길의 출발점으로 삼으십니다.</w:t>
       </w:r>
     </w:p>
     <w:p>
@@ -1222,7 +1222,7 @@
           <w:sz w:val="24"/>
           <w:szCs w:val="24"/>
         </w:rPr>
-        <w:t xml:space="preserve">이번 주에 구체적으로 결단해 보십시오. 아직 복음을 모르는 가족이나 이웃 한 사람의 이름을 적고 날마다 기도하십시오. 그리고 우리 교회가 후원하는 선교사 한 분을 정해 그분을 위해 기도하십시오. 나아만의 여종처럼 여러분이 놓인 그 자리가 증언의 자리가 될 것입니다.</w:t>
+        <w:t xml:space="preserve">이번 주에 구체적으로 결단해 보십시오. 아직 복음을 모르는 가족이나 이웃 한 사람의 이름을 적고 날마다 기도하십시오. 그리고 우리 교회가 후원하는 선교사 한 분을 정해 그분을 위해 기도하십시오. 거라사의 그 사람처럼 여러분이 놓인 그 자리가 증언의 자리가 될 것입니다.</w:t>
       </w:r>
     </w:p>
     <w:p>

--- a/acts-sermons/docx/02_2026-10-25_성령의권능과증인의사명_행1장4-8절.docx
+++ b/acts-sermons/docx/02_2026-10-25_성령의권능과증인의사명_행1장4-8절.docx
@@ -661,7 +661,7 @@
           <w:sz w:val="24"/>
           <w:szCs w:val="24"/>
         </w:rPr>
-        <w:t xml:space="preserve">누가복음 22장에서 베드로는 여종 앞에서 예수님을 세 번 부인했습니다. 그런 베드로가 사도행전 4장에서는 산헤드린 공회 앞에서 “다른 이로써는 구원을 받을 수 없나니”라고 담대히 선포합니다. 무엇이 달라졌습니까? 베드로의 성격이 하루아침에 바뀐 것이 아닙니다. 성령께서 임하셨기 때문입니다. 성령의 권능의 가장 분명한 표지는 이렇게 두려워하던 자가 담대한 증인이 되는 것입니다.</w:t>
+        <w:t xml:space="preserve">누가복음 22장에서 베드로는 대제사장의 집 뜰에서 여종과 사람들 앞에서 예수님을 세 번 부인했습니다. 그런 베드로가 사도행전 4장에서는 산헤드린 공회 앞에서 “다른 이로써는 구원을 받을 수 없나니”라고 담대히 선포합니다. 무엇이 달라졌습니까? 베드로의 성격이 하루아침에 바뀐 것이 아닙니다. 성령께서 임하셨기 때문입니다. 성령의 권능의 가장 분명한 표지는 이렇게 두려워하던 자가 담대한 증인이 되는 것입니다.</w:t>
       </w:r>
     </w:p>
     <w:p>
